--- a/Reports/paper 8.docx
+++ b/Reports/paper 8.docx
@@ -735,21 +735,7 @@
           <w:b/>
           <w:bCs/>
         </w:rPr>
-        <w:t xml:space="preserve">In Vivo </w:t>
-      </w:r>
-      <w:r>
-        <w:rPr>
-          <w:b/>
-          <w:bCs/>
-        </w:rPr>
-        <w:t>Behavioural</w:t>
-      </w:r>
-      <w:r>
-        <w:rPr>
-          <w:b/>
-          <w:bCs/>
-        </w:rPr>
-        <w:t xml:space="preserve"> Imaging:</w:t>
+        <w:t>In Vivo Behavioural Imaging:</w:t>
       </w:r>
       <w:r>
         <w:t xml:space="preserve"> The system's utility was tested on three unconstrained model organisms across a 135 cm² arena: </w:t>
@@ -765,13 +751,7 @@
         <w:jc w:val="both"/>
       </w:pPr>
       <w:r>
-        <w:t xml:space="preserve">Zebrafish Larvae: Tracked 3D feeding </w:t>
-      </w:r>
-      <w:r>
-        <w:t>behaviours</w:t>
-      </w:r>
-      <w:r>
-        <w:t xml:space="preserve"> and eye-vergence angles at 60 and 230 fps. </w:t>
+        <w:t xml:space="preserve">Zebrafish Larvae: Tracked 3D feeding behaviours and eye-vergence angles at 60 and 230 fps. </w:t>
       </w:r>
     </w:p>
     <w:p>
@@ -784,13 +764,7 @@
         <w:jc w:val="both"/>
       </w:pPr>
       <w:r>
-        <w:t xml:space="preserve">Fruit Flies: Tracked changes in head, thorax, and abdomen height to classify specific 3D grooming </w:t>
-      </w:r>
-      <w:r>
-        <w:t>behaviours</w:t>
-      </w:r>
-      <w:r>
-        <w:t xml:space="preserve">. </w:t>
+        <w:t xml:space="preserve">Fruit Flies: Tracked changes in head, thorax, and abdomen height to classify specific 3D grooming behaviours. </w:t>
       </w:r>
     </w:p>
     <w:p>
@@ -803,10 +777,7 @@
         <w:jc w:val="both"/>
       </w:pPr>
       <w:r>
-        <w:t xml:space="preserve">Harvester Ants: Mapped the 3D kinematics of the femur-tibia joints on all six legs to study high-frequency alternating tripod gaits during free </w:t>
-      </w:r>
-      <w:r>
-        <w:t>exploration.</w:t>
+        <w:t>Harvester Ants: Mapped the 3D kinematics of the femur-tibia joints on all six legs to study high-frequency alternating tripod gaits during free exploration.</w:t>
       </w:r>
     </w:p>
     <w:p>
@@ -822,13 +793,7 @@
         <w:jc w:val="both"/>
       </w:pPr>
       <w:r>
-        <w:t xml:space="preserve">The 3D-RAPID system successfully captured continuous 3D topographic videos over a 135 cm² area with spatial resolutions down to ~25 µm. The hardware achieved a spatiotemporal data rate exceeding 5 gigapixels per second. The computational pipeline successfully generated seamless photometric composites and co-registered 3D height maps, uncovering complex </w:t>
-      </w:r>
-      <w:r>
-        <w:t>behavioural</w:t>
-      </w:r>
-      <w:r>
-        <w:t xml:space="preserve"> kinematics (like the correlation between zebrafish elevation angle and eye vergence) that are invisible to standard 2D macroscopes.</w:t>
+        <w:t>The 3D-RAPID system successfully captured continuous 3D topographic videos over a 135 cm² area with spatial resolutions down to ~25 µm. The hardware achieved a spatiotemporal data rate exceeding 5 gigapixels per second. The computational pipeline successfully generated seamless photometric composites and co-registered 3D height maps, uncovering complex behavioural kinematics (like the correlation between zebrafish elevation angle and eye vergence) that are invisible to standard 2D macroscopes.</w:t>
       </w:r>
     </w:p>
     <w:p>
@@ -889,15 +854,13 @@
         </w:rPr>
         <w:t xml:space="preserve">Observing the complex, three-dimensional kinematics of freely moving organisms is highly constrained by the space-bandwidth product of traditional optical systems, which forces a compromise between FOV, spatial resolution, and temporal speed. Here, we present 3D-RAPID, a computational microscopy platform that captures 3D topographic video over a massive 135 cm² area at speeds up to 230 fps. Utilizing a 54-camera array generating over 5 gigapixels of data per second, the system relies on a self-supervised convolutional neural network to stitch images and estimate 3D height maps. By using stereoscopic overlap and a ray-propagation physical model as the sole training supervision, the algorithm scales to arbitrarily long videos without requiring ground-truth datasets. The platform's efficacy is demonstrated by tracking the 3D locomotion and </w:t>
       </w:r>
-      <w:proofErr w:type="spellStart"/>
-      <w:r>
-        <w:rPr>
-          <w:sz w:val="24"/>
-          <w:szCs w:val="24"/>
-        </w:rPr>
-        <w:t>behavioral</w:t>
-      </w:r>
-      <w:proofErr w:type="spellEnd"/>
+      <w:r>
+        <w:rPr>
+          <w:sz w:val="24"/>
+          <w:szCs w:val="24"/>
+        </w:rPr>
+        <w:t>behavioural</w:t>
+      </w:r>
       <w:r>
         <w:rPr>
           <w:sz w:val="24"/>
@@ -957,17 +920,92 @@
     </w:p>
     <w:p>
       <w:pPr>
-        <w:rPr>
-          <w:sz w:val="24"/>
-          <w:szCs w:val="24"/>
-        </w:rPr>
-      </w:pPr>
-      <w:r>
-        <w:rPr>
-          <w:sz w:val="24"/>
-          <w:szCs w:val="24"/>
-        </w:rPr>
-        <w:t>Understand and describe the shortcomings of the technology or study discussed in the paper.</w:t>
+        <w:pStyle w:val="ListParagraph"/>
+        <w:numPr>
+          <w:ilvl w:val="0"/>
+          <w:numId w:val="5"/>
+        </w:numPr>
+        <w:jc w:val="both"/>
+        <w:rPr>
+          <w:sz w:val="24"/>
+          <w:szCs w:val="24"/>
+        </w:rPr>
+      </w:pPr>
+      <w:r>
+        <w:rPr>
+          <w:b/>
+          <w:bCs/>
+          <w:sz w:val="24"/>
+          <w:szCs w:val="24"/>
+        </w:rPr>
+        <w:t>Photometric Texture Reliance:</w:t>
+      </w:r>
+      <w:r>
+        <w:rPr>
+          <w:sz w:val="24"/>
+          <w:szCs w:val="24"/>
+        </w:rPr>
+        <w:t xml:space="preserve"> Because the 3D height map relies on registering stereoscopic parallax shifts between cameras, the algorithm completely fails on featureless, uniform surfaces. </w:t>
+      </w:r>
+    </w:p>
+    <w:p>
+      <w:pPr>
+        <w:pStyle w:val="ListParagraph"/>
+        <w:numPr>
+          <w:ilvl w:val="0"/>
+          <w:numId w:val="5"/>
+        </w:numPr>
+        <w:jc w:val="both"/>
+        <w:rPr>
+          <w:sz w:val="24"/>
+          <w:szCs w:val="24"/>
+        </w:rPr>
+      </w:pPr>
+      <w:r>
+        <w:rPr>
+          <w:b/>
+          <w:bCs/>
+          <w:sz w:val="24"/>
+          <w:szCs w:val="24"/>
+        </w:rPr>
+        <w:t>Hardware Data Bottlenecks:</w:t>
+      </w:r>
+      <w:r>
+        <w:rPr>
+          <w:sz w:val="24"/>
+          <w:szCs w:val="24"/>
+        </w:rPr>
+        <w:t xml:space="preserve"> The maximum frame rate is fundamentally bottlenecked by the PCIe data transfer limit (~5 GB/s) from the sensors to the computer memory. To achieve 230 fps, the researchers had to heavily crop and downsample the sensors, sacrificing spatial resolution. </w:t>
+      </w:r>
+    </w:p>
+    <w:p>
+      <w:pPr>
+        <w:pStyle w:val="ListParagraph"/>
+        <w:numPr>
+          <w:ilvl w:val="0"/>
+          <w:numId w:val="5"/>
+        </w:numPr>
+        <w:jc w:val="both"/>
+        <w:rPr>
+          <w:sz w:val="24"/>
+          <w:szCs w:val="24"/>
+        </w:rPr>
+      </w:pPr>
+      <w:r>
+        <w:rPr>
+          <w:b/>
+          <w:bCs/>
+          <w:sz w:val="24"/>
+          <w:szCs w:val="24"/>
+        </w:rPr>
+        <w:t>Rolling Shutter Artifacts:</w:t>
+      </w:r>
+      <w:r>
+        <w:rPr>
+          <w:sz w:val="24"/>
+          <w:szCs w:val="24"/>
+        </w:rPr>
+        <w:t xml:space="preserve"> The CMOS sensors use a rolling shutter. At high speeds, lateral motion can be mathematically misinterpreted by the algorithm as a parallax shift, resulting in erroneous 3D height estimates. This required careful tuning of exposure times.</w:t>
       </w:r>
     </w:p>
     <w:p>
@@ -988,25 +1026,173 @@
     </w:p>
     <w:p>
       <w:pPr>
-        <w:rPr>
-          <w:sz w:val="24"/>
-          <w:szCs w:val="24"/>
-        </w:rPr>
-      </w:pPr>
-      <w:r>
-        <w:rPr>
-          <w:sz w:val="24"/>
-          <w:szCs w:val="24"/>
-        </w:rPr>
-        <w:t>Subjectively evaluate the paper and present your views as a summary here. (Example: The relevance of the paper in your research or anything you could have done differently to realise those objectives)</w:t>
-      </w:r>
-      <w:r>
-        <w:rPr>
-          <w:sz w:val="24"/>
-          <w:szCs w:val="24"/>
-        </w:rPr>
-        <w:t>.</w:t>
-      </w:r>
+        <w:jc w:val="both"/>
+        <w:rPr>
+          <w:sz w:val="24"/>
+          <w:szCs w:val="24"/>
+        </w:rPr>
+      </w:pPr>
+      <w:r>
+        <w:rPr>
+          <w:sz w:val="24"/>
+          <w:szCs w:val="24"/>
+        </w:rPr>
+        <w:t>We know standard Fourier Ptychography (FPM) suffers from low temporal resolution because of the sequential LED illumination. The 3D-RAPID system sacrifices phase information but captures massive spatial data instantly through stereoscopic overlap.</w:t>
+      </w:r>
+      <w:r>
+        <w:rPr>
+          <w:sz w:val="24"/>
+          <w:szCs w:val="24"/>
+        </w:rPr>
+        <w:t xml:space="preserve"> </w:t>
+      </w:r>
+      <w:r>
+        <w:rPr>
+          <w:sz w:val="24"/>
+          <w:szCs w:val="24"/>
+        </w:rPr>
+        <w:t>We could combine a multi-camera array with a multiplexed LED dome.</w:t>
+      </w:r>
+      <w:r>
+        <w:rPr>
+          <w:sz w:val="24"/>
+          <w:szCs w:val="24"/>
+        </w:rPr>
+        <w:t xml:space="preserve"> </w:t>
+      </w:r>
+      <w:r>
+        <w:rPr>
+          <w:sz w:val="24"/>
+          <w:szCs w:val="24"/>
+        </w:rPr>
+        <w:t xml:space="preserve">By capturing multiple overlapping perspectives simultaneously while firing specific, coded patterns of LEDs, we could feed the multi-ocular raw data into a physics-informed network. The algorithm would solve for both the 3D surface topography and the high-resolution phase variations in a single snapshot. This could finally push FPM into the realm of true video-rate, </w:t>
+      </w:r>
+      <w:r>
+        <w:rPr>
+          <w:i/>
+          <w:iCs/>
+          <w:sz w:val="24"/>
+          <w:szCs w:val="24"/>
+        </w:rPr>
+        <w:t>in vivo</w:t>
+      </w:r>
+      <w:r>
+        <w:rPr>
+          <w:sz w:val="24"/>
+          <w:szCs w:val="24"/>
+        </w:rPr>
+        <w:t xml:space="preserve"> biological imaging.</w:t>
+      </w:r>
+    </w:p>
+    <w:p>
+      <w:pPr>
+        <w:jc w:val="both"/>
+        <w:rPr>
+          <w:sz w:val="24"/>
+          <w:szCs w:val="24"/>
+        </w:rPr>
+      </w:pPr>
+      <w:r>
+        <w:rPr>
+          <w:sz w:val="24"/>
+          <w:szCs w:val="24"/>
+        </w:rPr>
+        <w:t xml:space="preserve">The same bottleneck of fast acquisition and sequential angle scanning is present in multislice framework for centimetre scale 3D imaging. </w:t>
+      </w:r>
+      <w:r>
+        <w:rPr>
+          <w:sz w:val="24"/>
+          <w:szCs w:val="24"/>
+        </w:rPr>
+        <w:t>The Zhou et al. paper bypasses this temporal bottleneck by capturing multiple angles simultaneously through overlapping stereoscopic cameras.</w:t>
+      </w:r>
+      <w:r>
+        <w:rPr>
+          <w:sz w:val="24"/>
+          <w:szCs w:val="24"/>
+        </w:rPr>
+        <w:t xml:space="preserve"> </w:t>
+      </w:r>
+      <w:r>
+        <w:rPr>
+          <w:sz w:val="24"/>
+          <w:szCs w:val="24"/>
+        </w:rPr>
+        <w:t>Instead of putting the angular diversity on the illumination side, we shift the angular diversity to the detection side (a camera array)</w:t>
+      </w:r>
+      <w:r>
+        <w:rPr>
+          <w:sz w:val="24"/>
+          <w:szCs w:val="24"/>
+        </w:rPr>
+        <w:t xml:space="preserve">, </w:t>
+      </w:r>
+      <w:r>
+        <w:rPr>
+          <w:sz w:val="24"/>
+          <w:szCs w:val="24"/>
+        </w:rPr>
+        <w:t xml:space="preserve">we can capture multiple overlapping angular perspectives of a thick sample simultaneously. </w:t>
+      </w:r>
+      <w:r>
+        <w:rPr>
+          <w:sz w:val="24"/>
+          <w:szCs w:val="24"/>
+        </w:rPr>
+        <w:lastRenderedPageBreak/>
+        <w:t>Because each camera views the thick sample from a slightly different angle, the multiple scattering trajectories are encoded across the different sensors in a single snapshot.</w:t>
+      </w:r>
+      <w:r>
+        <w:rPr>
+          <w:sz w:val="24"/>
+          <w:szCs w:val="24"/>
+        </w:rPr>
+        <w:t xml:space="preserve"> </w:t>
+      </w:r>
+      <w:r>
+        <w:rPr>
+          <w:sz w:val="24"/>
+          <w:szCs w:val="24"/>
+        </w:rPr>
+        <w:t>The CNN in the 3D-RAPID paper is fundamentally limited to opaque surfaces. It uses a simple ray-tracing model (orthorectification) to find parallax shifts and generate a 2D topographic height map.</w:t>
+      </w:r>
+      <w:r>
+        <w:rPr>
+          <w:sz w:val="24"/>
+          <w:szCs w:val="24"/>
+        </w:rPr>
+        <w:t xml:space="preserve"> </w:t>
+      </w:r>
+      <w:r>
+        <w:rPr>
+          <w:sz w:val="24"/>
+          <w:szCs w:val="24"/>
+        </w:rPr>
+        <w:t>To integrate this with a multislice project, we must replace their ray-tracing physical model with a Multislice Beam Propagation Model (BPM).</w:t>
+      </w:r>
+      <w:r>
+        <w:rPr>
+          <w:sz w:val="24"/>
+          <w:szCs w:val="24"/>
+        </w:rPr>
+        <w:t xml:space="preserve"> </w:t>
+      </w:r>
+      <w:r>
+        <w:rPr>
+          <w:sz w:val="24"/>
+          <w:szCs w:val="24"/>
+        </w:rPr>
+        <w:t>Instead of predicting a surface height map, the neural network predicts a 3D volumetric refractive index (RI) map, sliced into discrete axial layers.</w:t>
+      </w:r>
+    </w:p>
+    <w:p>
+      <w:pPr>
+        <w:jc w:val="both"/>
+        <w:rPr>
+          <w:sz w:val="24"/>
+          <w:szCs w:val="24"/>
+        </w:rPr>
+      </w:pPr>
     </w:p>
     <w:p>
       <w:pPr>
@@ -1341,6 +1527,119 @@
     </w:lvl>
   </w:abstractNum>
   <w:abstractNum w:abstractNumId="2" w15:restartNumberingAfterBreak="0">
+    <w:nsid w:val="5E1D5006"/>
+    <w:multiLevelType w:val="hybridMultilevel"/>
+    <w:tmpl w:val="63F2A456"/>
+    <w:lvl w:ilvl="0" w:tplc="40090001">
+      <w:start w:val="1"/>
+      <w:numFmt w:val="bullet"/>
+      <w:lvlText w:val=""/>
+      <w:lvlJc w:val="left"/>
+      <w:pPr>
+        <w:ind w:left="720" w:hanging="360"/>
+      </w:pPr>
+      <w:rPr>
+        <w:rFonts w:ascii="Symbol" w:hAnsi="Symbol" w:hint="default"/>
+      </w:rPr>
+    </w:lvl>
+    <w:lvl w:ilvl="1" w:tplc="40090003" w:tentative="1">
+      <w:start w:val="1"/>
+      <w:numFmt w:val="bullet"/>
+      <w:lvlText w:val="o"/>
+      <w:lvlJc w:val="left"/>
+      <w:pPr>
+        <w:ind w:left="1440" w:hanging="360"/>
+      </w:pPr>
+      <w:rPr>
+        <w:rFonts w:ascii="Courier New" w:hAnsi="Courier New" w:cs="Courier New" w:hint="default"/>
+      </w:rPr>
+    </w:lvl>
+    <w:lvl w:ilvl="2" w:tplc="40090005" w:tentative="1">
+      <w:start w:val="1"/>
+      <w:numFmt w:val="bullet"/>
+      <w:lvlText w:val=""/>
+      <w:lvlJc w:val="left"/>
+      <w:pPr>
+        <w:ind w:left="2160" w:hanging="360"/>
+      </w:pPr>
+      <w:rPr>
+        <w:rFonts w:ascii="Wingdings" w:hAnsi="Wingdings" w:hint="default"/>
+      </w:rPr>
+    </w:lvl>
+    <w:lvl w:ilvl="3" w:tplc="40090001" w:tentative="1">
+      <w:start w:val="1"/>
+      <w:numFmt w:val="bullet"/>
+      <w:lvlText w:val=""/>
+      <w:lvlJc w:val="left"/>
+      <w:pPr>
+        <w:ind w:left="2880" w:hanging="360"/>
+      </w:pPr>
+      <w:rPr>
+        <w:rFonts w:ascii="Symbol" w:hAnsi="Symbol" w:hint="default"/>
+      </w:rPr>
+    </w:lvl>
+    <w:lvl w:ilvl="4" w:tplc="40090003" w:tentative="1">
+      <w:start w:val="1"/>
+      <w:numFmt w:val="bullet"/>
+      <w:lvlText w:val="o"/>
+      <w:lvlJc w:val="left"/>
+      <w:pPr>
+        <w:ind w:left="3600" w:hanging="360"/>
+      </w:pPr>
+      <w:rPr>
+        <w:rFonts w:ascii="Courier New" w:hAnsi="Courier New" w:cs="Courier New" w:hint="default"/>
+      </w:rPr>
+    </w:lvl>
+    <w:lvl w:ilvl="5" w:tplc="40090005" w:tentative="1">
+      <w:start w:val="1"/>
+      <w:numFmt w:val="bullet"/>
+      <w:lvlText w:val=""/>
+      <w:lvlJc w:val="left"/>
+      <w:pPr>
+        <w:ind w:left="4320" w:hanging="360"/>
+      </w:pPr>
+      <w:rPr>
+        <w:rFonts w:ascii="Wingdings" w:hAnsi="Wingdings" w:hint="default"/>
+      </w:rPr>
+    </w:lvl>
+    <w:lvl w:ilvl="6" w:tplc="40090001" w:tentative="1">
+      <w:start w:val="1"/>
+      <w:numFmt w:val="bullet"/>
+      <w:lvlText w:val=""/>
+      <w:lvlJc w:val="left"/>
+      <w:pPr>
+        <w:ind w:left="5040" w:hanging="360"/>
+      </w:pPr>
+      <w:rPr>
+        <w:rFonts w:ascii="Symbol" w:hAnsi="Symbol" w:hint="default"/>
+      </w:rPr>
+    </w:lvl>
+    <w:lvl w:ilvl="7" w:tplc="40090003" w:tentative="1">
+      <w:start w:val="1"/>
+      <w:numFmt w:val="bullet"/>
+      <w:lvlText w:val="o"/>
+      <w:lvlJc w:val="left"/>
+      <w:pPr>
+        <w:ind w:left="5760" w:hanging="360"/>
+      </w:pPr>
+      <w:rPr>
+        <w:rFonts w:ascii="Courier New" w:hAnsi="Courier New" w:cs="Courier New" w:hint="default"/>
+      </w:rPr>
+    </w:lvl>
+    <w:lvl w:ilvl="8" w:tplc="40090005" w:tentative="1">
+      <w:start w:val="1"/>
+      <w:numFmt w:val="bullet"/>
+      <w:lvlText w:val=""/>
+      <w:lvlJc w:val="left"/>
+      <w:pPr>
+        <w:ind w:left="6480" w:hanging="360"/>
+      </w:pPr>
+      <w:rPr>
+        <w:rFonts w:ascii="Wingdings" w:hAnsi="Wingdings" w:hint="default"/>
+      </w:rPr>
+    </w:lvl>
+  </w:abstractNum>
+  <w:abstractNum w:abstractNumId="3" w15:restartNumberingAfterBreak="0">
     <w:nsid w:val="6BFC0266"/>
     <w:multiLevelType w:val="hybridMultilevel"/>
     <w:tmpl w:val="50867A8E"/>
@@ -1429,7 +1728,7 @@
       </w:pPr>
     </w:lvl>
   </w:abstractNum>
-  <w:abstractNum w:abstractNumId="3" w15:restartNumberingAfterBreak="0">
+  <w:abstractNum w:abstractNumId="4" w15:restartNumberingAfterBreak="0">
     <w:nsid w:val="7DD06881"/>
     <w:multiLevelType w:val="hybridMultilevel"/>
     <w:tmpl w:val="A3243042"/>
@@ -1518,7 +1817,7 @@
       </w:pPr>
     </w:lvl>
   </w:abstractNum>
-  <w:abstractNum w:abstractNumId="4" w15:restartNumberingAfterBreak="0">
+  <w:abstractNum w:abstractNumId="5" w15:restartNumberingAfterBreak="0">
     <w:nsid w:val="7E794415"/>
     <w:multiLevelType w:val="hybridMultilevel"/>
     <w:tmpl w:val="5E0C7F6E"/>
@@ -1608,19 +1907,22 @@
     </w:lvl>
   </w:abstractNum>
   <w:num w:numId="1" w16cid:durableId="210192280">
-    <w:abstractNumId w:val="3"/>
+    <w:abstractNumId w:val="4"/>
   </w:num>
   <w:num w:numId="2" w16cid:durableId="1207134679">
-    <w:abstractNumId w:val="4"/>
+    <w:abstractNumId w:val="5"/>
   </w:num>
   <w:num w:numId="3" w16cid:durableId="1779181791">
-    <w:abstractNumId w:val="2"/>
+    <w:abstractNumId w:val="3"/>
   </w:num>
   <w:num w:numId="4" w16cid:durableId="407770061">
     <w:abstractNumId w:val="1"/>
   </w:num>
   <w:num w:numId="5" w16cid:durableId="2104380248">
     <w:abstractNumId w:val="0"/>
+  </w:num>
+  <w:num w:numId="6" w16cid:durableId="1278636945">
+    <w:abstractNumId w:val="2"/>
   </w:num>
 </w:numbering>
 </file>
@@ -2739,6 +3041,19 @@
     <w:basedOn w:val="DefaultParagraphFont"/>
     <w:rsid w:val="00ED1E14"/>
   </w:style>
+  <w:style w:type="paragraph" w:styleId="NormalWeb">
+    <w:name w:val="Normal (Web)"/>
+    <w:basedOn w:val="Normal"/>
+    <w:uiPriority w:val="99"/>
+    <w:semiHidden/>
+    <w:unhideWhenUsed/>
+    <w:rsid w:val="000B3E54"/>
+    <w:rPr>
+      <w:rFonts w:ascii="Times New Roman" w:hAnsi="Times New Roman" w:cs="Times New Roman"/>
+      <w:sz w:val="24"/>
+      <w:szCs w:val="24"/>
+    </w:rPr>
+  </w:style>
 </w:styles>
 </file>
 
